--- a/Apuntes Clase.docx
+++ b/Apuntes Clase.docx
@@ -299,7 +299,21 @@
         <w:rPr>
           <w:lang w:val="es-AR"/>
         </w:rPr>
-        <w:t>Una vez que terminamos, las otras personas deben entender cuales fueron los sombreros que predominaron.</w:t>
+        <w:t xml:space="preserve">Una vez que terminamos, las otras personas deben entender </w:t>
+      </w:r>
+      <w:proofErr w:type="spellStart"/>
+      <w:r>
+        <w:rPr>
+          <w:lang w:val="es-AR"/>
+        </w:rPr>
+        <w:t>cuales</w:t>
+      </w:r>
+      <w:proofErr w:type="spellEnd"/>
+      <w:r>
+        <w:rPr>
+          <w:lang w:val="es-AR"/>
+        </w:rPr>
+        <w:t xml:space="preserve"> fueron los sombreros que predominaron.</w:t>
       </w:r>
     </w:p>
     <w:p>
@@ -372,7 +386,7 @@
           <w:u w:val="single"/>
           <w:lang w:val="es-AR"/>
         </w:rPr>
-        <w:t>2</w:t>
+        <w:t>04</w:t>
       </w:r>
       <w:r>
         <w:rPr>
@@ -381,7 +395,7 @@
           <w:u w:val="single"/>
           <w:lang w:val="es-AR"/>
         </w:rPr>
-        <w:t>8</w:t>
+        <w:t>/</w:t>
       </w:r>
       <w:r>
         <w:rPr>
@@ -390,16 +404,7 @@
           <w:u w:val="single"/>
           <w:lang w:val="es-AR"/>
         </w:rPr>
-        <w:t>/</w:t>
-      </w:r>
-      <w:r>
-        <w:rPr>
-          <w:b/>
-          <w:bCs/>
-          <w:u w:val="single"/>
-          <w:lang w:val="es-AR"/>
-        </w:rPr>
-        <w:t>8</w:t>
+        <w:t>9</w:t>
       </w:r>
     </w:p>
     <w:p>
@@ -415,35 +420,347 @@
           <w:u w:val="single"/>
           <w:lang w:val="es-AR"/>
         </w:rPr>
-        <w:t>Los 6 sombreros del Pensamiento</w:t>
-      </w:r>
-    </w:p>
-    <w:p>
-      <w:pPr>
-        <w:rPr>
-          <w:lang w:val="es-AR"/>
-        </w:rPr>
-      </w:pPr>
-      <w:r>
-        <w:rPr>
-          <w:lang w:val="es-AR"/>
-        </w:rPr>
-        <w:t>La técnica de los 6 sombreros para pensar es un método ideado por el psicólogo y escritor Edward de Bono, considerado uno de los mayores expertos mundiales en el campo del</w:t>
-      </w:r>
-    </w:p>
-    <w:p>
-      <w:pPr>
-        <w:rPr>
-          <w:lang w:val="es-AR"/>
-        </w:rPr>
-      </w:pPr>
-    </w:p>
-    <w:p>
-      <w:pPr>
-        <w:rPr>
-          <w:lang w:val="es-AR"/>
-        </w:rPr>
-      </w:pPr>
+        <w:t>Coaching</w:t>
+      </w:r>
+    </w:p>
+    <w:p>
+      <w:pPr>
+        <w:rPr>
+          <w:lang w:val="es-AR"/>
+        </w:rPr>
+      </w:pPr>
+      <w:r>
+        <w:rPr>
+          <w:lang w:val="es-AR"/>
+        </w:rPr>
+        <w:t>Trabajo de a 2.</w:t>
+      </w:r>
+    </w:p>
+    <w:p>
+      <w:pPr>
+        <w:rPr>
+          <w:lang w:val="es-AR"/>
+        </w:rPr>
+      </w:pPr>
+      <w:r>
+        <w:rPr>
+          <w:lang w:val="es-AR"/>
+        </w:rPr>
+        <w:t xml:space="preserve">Se elige A o B. </w:t>
+      </w:r>
+    </w:p>
+    <w:p>
+      <w:pPr>
+        <w:rPr>
+          <w:lang w:val="es-AR"/>
+        </w:rPr>
+      </w:pPr>
+      <w:r>
+        <w:rPr>
+          <w:lang w:val="es-AR"/>
+        </w:rPr>
+        <w:t>A trae un tema chico que se quiera plantear, real.</w:t>
+      </w:r>
+    </w:p>
+    <w:p>
+      <w:pPr>
+        <w:rPr>
+          <w:lang w:val="es-AR"/>
+        </w:rPr>
+      </w:pPr>
+      <w:r>
+        <w:rPr>
+          <w:lang w:val="es-AR"/>
+        </w:rPr>
+        <w:t>B solamente puede dar consejos.</w:t>
+      </w:r>
+    </w:p>
+    <w:p>
+      <w:pPr>
+        <w:rPr>
+          <w:lang w:val="es-AR"/>
+        </w:rPr>
+      </w:pPr>
+    </w:p>
+    <w:p>
+      <w:pPr>
+        <w:rPr>
+          <w:lang w:val="es-AR"/>
+        </w:rPr>
+      </w:pPr>
+      <w:r>
+        <w:rPr>
+          <w:lang w:val="es-AR"/>
+        </w:rPr>
+        <w:t>Usamos el coaching cuando tenemos que apoyar o delegar.</w:t>
+      </w:r>
+    </w:p>
+    <w:p>
+      <w:pPr>
+        <w:rPr>
+          <w:lang w:val="es-AR"/>
+        </w:rPr>
+      </w:pPr>
+      <w:r>
+        <w:rPr>
+          <w:lang w:val="es-AR"/>
+        </w:rPr>
+        <w:t>El coaching NO es:</w:t>
+      </w:r>
+    </w:p>
+    <w:p>
+      <w:pPr>
+        <w:pStyle w:val="ListParagraph"/>
+        <w:numPr>
+          <w:ilvl w:val="0"/>
+          <w:numId w:val="1"/>
+        </w:numPr>
+        <w:rPr>
+          <w:lang w:val="es-AR"/>
+        </w:rPr>
+      </w:pPr>
+      <w:proofErr w:type="spellStart"/>
+      <w:r>
+        <w:rPr>
+          <w:lang w:val="es-AR"/>
+        </w:rPr>
+        <w:t>Mentoring</w:t>
+      </w:r>
+      <w:proofErr w:type="spellEnd"/>
+      <w:r>
+        <w:rPr>
+          <w:lang w:val="es-AR"/>
+        </w:rPr>
+        <w:t>. Contar mi experiencia.</w:t>
+      </w:r>
+    </w:p>
+    <w:p>
+      <w:pPr>
+        <w:pStyle w:val="ListParagraph"/>
+        <w:numPr>
+          <w:ilvl w:val="0"/>
+          <w:numId w:val="1"/>
+        </w:numPr>
+        <w:rPr>
+          <w:lang w:val="es-AR"/>
+        </w:rPr>
+      </w:pPr>
+      <w:r>
+        <w:rPr>
+          <w:lang w:val="es-AR"/>
+        </w:rPr>
+        <w:t>Terapia.</w:t>
+      </w:r>
+    </w:p>
+    <w:p>
+      <w:pPr>
+        <w:pStyle w:val="ListParagraph"/>
+        <w:numPr>
+          <w:ilvl w:val="0"/>
+          <w:numId w:val="1"/>
+        </w:numPr>
+        <w:rPr>
+          <w:lang w:val="es-AR"/>
+        </w:rPr>
+      </w:pPr>
+      <w:r>
+        <w:rPr>
+          <w:lang w:val="es-AR"/>
+        </w:rPr>
+        <w:t xml:space="preserve">Consejo disfrazado. “No </w:t>
+      </w:r>
+      <w:proofErr w:type="spellStart"/>
+      <w:r>
+        <w:rPr>
+          <w:lang w:val="es-AR"/>
+        </w:rPr>
+        <w:t>seria</w:t>
+      </w:r>
+      <w:proofErr w:type="spellEnd"/>
+      <w:r>
+        <w:rPr>
+          <w:lang w:val="es-AR"/>
+        </w:rPr>
+        <w:t xml:space="preserve"> mejor que hagas X?”</w:t>
+      </w:r>
+    </w:p>
+    <w:p>
+      <w:pPr>
+        <w:rPr>
+          <w:lang w:val="es-AR"/>
+        </w:rPr>
+      </w:pPr>
+    </w:p>
+    <w:p>
+      <w:pPr>
+        <w:rPr>
+          <w:lang w:val="es-AR"/>
+        </w:rPr>
+      </w:pPr>
+      <w:r>
+        <w:rPr>
+          <w:lang w:val="es-AR"/>
+        </w:rPr>
+        <w:t>Coaching SI es:</w:t>
+      </w:r>
+    </w:p>
+    <w:p>
+      <w:pPr>
+        <w:pStyle w:val="ListParagraph"/>
+        <w:numPr>
+          <w:ilvl w:val="0"/>
+          <w:numId w:val="1"/>
+        </w:numPr>
+        <w:rPr>
+          <w:lang w:val="es-AR"/>
+        </w:rPr>
+      </w:pPr>
+      <w:r>
+        <w:rPr>
+          <w:lang w:val="es-AR"/>
+        </w:rPr>
+        <w:t>Acompañar al otro en su proceso, para que el otro pueda encontrar sus opciones y decidir.</w:t>
+      </w:r>
+    </w:p>
+    <w:p>
+      <w:pPr>
+        <w:pStyle w:val="ListParagraph"/>
+        <w:numPr>
+          <w:ilvl w:val="0"/>
+          <w:numId w:val="1"/>
+        </w:numPr>
+        <w:rPr>
+          <w:lang w:val="es-AR"/>
+        </w:rPr>
+      </w:pPr>
+      <w:r>
+        <w:rPr>
+          <w:lang w:val="es-AR"/>
+        </w:rPr>
+        <w:t>La persona tiene los recursos para resolver, el líder los activa con preguntas y escuchas.</w:t>
+      </w:r>
+    </w:p>
+    <w:p>
+      <w:pPr>
+        <w:rPr>
+          <w:lang w:val="es-AR"/>
+        </w:rPr>
+      </w:pPr>
+    </w:p>
+    <w:p>
+      <w:pPr>
+        <w:rPr>
+          <w:lang w:val="es-AR"/>
+        </w:rPr>
+      </w:pPr>
+      <w:r>
+        <w:rPr>
+          <w:lang w:val="es-AR"/>
+        </w:rPr>
+        <w:t xml:space="preserve">El coaching no sirve para todo, si falta </w:t>
+      </w:r>
+      <w:proofErr w:type="spellStart"/>
+      <w:r>
+        <w:rPr>
+          <w:lang w:val="es-AR"/>
+        </w:rPr>
+        <w:t>info</w:t>
+      </w:r>
+      <w:proofErr w:type="spellEnd"/>
+      <w:r>
+        <w:rPr>
+          <w:lang w:val="es-AR"/>
+        </w:rPr>
+        <w:t xml:space="preserve"> o competencia, </w:t>
+      </w:r>
+      <w:proofErr w:type="spellStart"/>
+      <w:r>
+        <w:rPr>
+          <w:lang w:val="es-AR"/>
+        </w:rPr>
+        <w:t>enseñá</w:t>
+      </w:r>
+      <w:proofErr w:type="spellEnd"/>
+      <w:r>
+        <w:rPr>
+          <w:lang w:val="es-AR"/>
+        </w:rPr>
+        <w:t xml:space="preserve"> o dirigí. No coachees.</w:t>
+      </w:r>
+    </w:p>
+    <w:p>
+      <w:pPr>
+        <w:rPr>
+          <w:lang w:val="es-AR"/>
+        </w:rPr>
+      </w:pPr>
+    </w:p>
+    <w:p>
+      <w:pPr>
+        <w:rPr>
+          <w:lang w:val="es-AR"/>
+        </w:rPr>
+      </w:pPr>
+      <w:r>
+        <w:rPr>
+          <w:lang w:val="es-AR"/>
+        </w:rPr>
+        <w:t>Competencias:</w:t>
+      </w:r>
+    </w:p>
+    <w:p>
+      <w:pPr>
+        <w:pStyle w:val="ListParagraph"/>
+        <w:numPr>
+          <w:ilvl w:val="0"/>
+          <w:numId w:val="1"/>
+        </w:numPr>
+        <w:rPr>
+          <w:lang w:val="es-AR"/>
+        </w:rPr>
+      </w:pPr>
+      <w:r>
+        <w:rPr>
+          <w:lang w:val="es-AR"/>
+        </w:rPr>
+        <w:t>Escucha.</w:t>
+      </w:r>
+    </w:p>
+    <w:p>
+      <w:pPr>
+        <w:pStyle w:val="ListParagraph"/>
+        <w:numPr>
+          <w:ilvl w:val="0"/>
+          <w:numId w:val="1"/>
+        </w:numPr>
+        <w:rPr>
+          <w:lang w:val="es-AR"/>
+        </w:rPr>
+      </w:pPr>
+      <w:r>
+        <w:rPr>
+          <w:lang w:val="es-AR"/>
+        </w:rPr>
+        <w:t>Saber preguntar.</w:t>
+      </w:r>
+    </w:p>
+    <w:p>
+      <w:pPr>
+        <w:pStyle w:val="ListParagraph"/>
+        <w:numPr>
+          <w:ilvl w:val="0"/>
+          <w:numId w:val="1"/>
+        </w:numPr>
+        <w:rPr>
+          <w:lang w:val="es-AR"/>
+        </w:rPr>
+      </w:pPr>
+      <w:r>
+        <w:rPr>
+          <w:lang w:val="es-AR"/>
+        </w:rPr>
+        <w:t>Devolver.</w:t>
+      </w:r>
     </w:p>
     <w:p>
       <w:pPr>
@@ -474,6 +791,126 @@
     </w:sectPr>
   </w:body>
 </w:document>
+</file>
+
+<file path=word/numbering.xml><?xml version="1.0" encoding="utf-8"?>
+<w:numbering xmlns:wpc="http://schemas.microsoft.com/office/word/2010/wordprocessingCanvas" xmlns:cx="http://schemas.microsoft.com/office/drawing/2014/chartex" xmlns:cx1="http://schemas.microsoft.com/office/drawing/2015/9/8/chartex" xmlns:cx2="http://schemas.microsoft.com/office/drawing/2015/10/21/chartex" xmlns:cx3="http://schemas.microsoft.com/office/drawing/2016/5/9/chartex" xmlns:cx4="http://schemas.microsoft.com/office/drawing/2016/5/10/chartex" xmlns:cx5="http://schemas.microsoft.com/office/drawing/2016/5/11/chartex" xmlns:cx6="http://schemas.microsoft.com/office/drawing/2016/5/12/chartex" xmlns:cx7="http://schemas.microsoft.com/office/drawing/2016/5/13/chartex" xmlns:cx8="http://schemas.microsoft.com/office/drawing/2016/5/14/chartex" xmlns:mc="http://schemas.openxmlformats.org/markup-compatibility/2006" xmlns:aink="http://schemas.microsoft.com/office/drawing/2016/ink" xmlns:am3d="http://schemas.microsoft.com/office/drawing/2017/model3d" xmlns:o="urn:schemas-microsoft-com:office:office" xmlns:oel="http://schemas.microsoft.com/office/2019/extlst" xmlns:r="http://schemas.openxmlformats.org/officeDocument/2006/relationships" xmlns:m="http://schemas.openxmlformats.org/officeDocument/2006/math" xmlns:v="urn:schemas-microsoft-com:vml" xmlns:wp14="http://schemas.microsoft.com/office/word/2010/wordprocessingDrawing" xmlns:wp="http://schemas.openxmlformats.org/drawingml/2006/wordprocessingDrawing" xmlns:w10="urn:schemas-microsoft-com:office:word" xmlns:w="http://schemas.openxmlformats.org/wordprocessingml/2006/main" xmlns:w14="http://schemas.microsoft.com/office/word/2010/wordml" xmlns:w15="http://schemas.microsoft.com/office/word/2012/wordml" xmlns:w16cex="http://schemas.microsoft.com/office/word/2018/wordml/cex" xmlns:w16cid="http://schemas.microsoft.com/office/word/2016/wordml/cid" xmlns:w16="http://schemas.microsoft.com/office/word/2018/wordml" xmlns:w16du="http://schemas.microsoft.com/office/word/2023/wordml/word16du" xmlns:w16sdtdh="http://schemas.microsoft.com/office/word/2020/wordml/sdtdatahash" xmlns:w16sdtfl="http://schemas.microsoft.com/office/word/2024/wordml/sdtformatlock" xmlns:w16se="http://schemas.microsoft.com/office/word/2015/wordml/symex" xmlns:wpg="http://schemas.microsoft.com/office/word/2010/wordprocessingGroup" xmlns:wpi="http://schemas.microsoft.com/office/word/2010/wordprocessingInk" xmlns:wne="http://schemas.microsoft.com/office/word/2006/wordml" xmlns:wps="http://schemas.microsoft.com/office/word/2010/wordprocessingShape" mc:Ignorable="w14 w15 w16se w16cid w16 w16cex w16sdtdh w16sdtfl w16du wp14">
+  <w:abstractNum w:abstractNumId="0" w15:restartNumberingAfterBreak="0">
+    <w:nsid w:val="7D2309DD"/>
+    <w:multiLevelType w:val="hybridMultilevel"/>
+    <w:tmpl w:val="253CE9A2"/>
+    <w:lvl w:ilvl="0" w:tplc="E9587CAA">
+      <w:numFmt w:val="bullet"/>
+      <w:lvlText w:val="-"/>
+      <w:lvlJc w:val="left"/>
+      <w:pPr>
+        <w:ind w:left="720" w:hanging="360"/>
+      </w:pPr>
+      <w:rPr>
+        <w:rFonts w:ascii="Aptos" w:eastAsiaTheme="minorHAnsi" w:hAnsi="Aptos" w:cstheme="minorBidi" w:hint="default"/>
+      </w:rPr>
+    </w:lvl>
+    <w:lvl w:ilvl="1" w:tplc="04090003" w:tentative="1">
+      <w:start w:val="1"/>
+      <w:numFmt w:val="bullet"/>
+      <w:lvlText w:val="o"/>
+      <w:lvlJc w:val="left"/>
+      <w:pPr>
+        <w:ind w:left="1440" w:hanging="360"/>
+      </w:pPr>
+      <w:rPr>
+        <w:rFonts w:ascii="Courier New" w:hAnsi="Courier New" w:cs="Courier New" w:hint="default"/>
+      </w:rPr>
+    </w:lvl>
+    <w:lvl w:ilvl="2" w:tplc="04090005" w:tentative="1">
+      <w:start w:val="1"/>
+      <w:numFmt w:val="bullet"/>
+      <w:lvlText w:val=""/>
+      <w:lvlJc w:val="left"/>
+      <w:pPr>
+        <w:ind w:left="2160" w:hanging="360"/>
+      </w:pPr>
+      <w:rPr>
+        <w:rFonts w:ascii="Wingdings" w:hAnsi="Wingdings" w:hint="default"/>
+      </w:rPr>
+    </w:lvl>
+    <w:lvl w:ilvl="3" w:tplc="04090001" w:tentative="1">
+      <w:start w:val="1"/>
+      <w:numFmt w:val="bullet"/>
+      <w:lvlText w:val=""/>
+      <w:lvlJc w:val="left"/>
+      <w:pPr>
+        <w:ind w:left="2880" w:hanging="360"/>
+      </w:pPr>
+      <w:rPr>
+        <w:rFonts w:ascii="Symbol" w:hAnsi="Symbol" w:hint="default"/>
+      </w:rPr>
+    </w:lvl>
+    <w:lvl w:ilvl="4" w:tplc="04090003" w:tentative="1">
+      <w:start w:val="1"/>
+      <w:numFmt w:val="bullet"/>
+      <w:lvlText w:val="o"/>
+      <w:lvlJc w:val="left"/>
+      <w:pPr>
+        <w:ind w:left="3600" w:hanging="360"/>
+      </w:pPr>
+      <w:rPr>
+        <w:rFonts w:ascii="Courier New" w:hAnsi="Courier New" w:cs="Courier New" w:hint="default"/>
+      </w:rPr>
+    </w:lvl>
+    <w:lvl w:ilvl="5" w:tplc="04090005" w:tentative="1">
+      <w:start w:val="1"/>
+      <w:numFmt w:val="bullet"/>
+      <w:lvlText w:val=""/>
+      <w:lvlJc w:val="left"/>
+      <w:pPr>
+        <w:ind w:left="4320" w:hanging="360"/>
+      </w:pPr>
+      <w:rPr>
+        <w:rFonts w:ascii="Wingdings" w:hAnsi="Wingdings" w:hint="default"/>
+      </w:rPr>
+    </w:lvl>
+    <w:lvl w:ilvl="6" w:tplc="04090001" w:tentative="1">
+      <w:start w:val="1"/>
+      <w:numFmt w:val="bullet"/>
+      <w:lvlText w:val=""/>
+      <w:lvlJc w:val="left"/>
+      <w:pPr>
+        <w:ind w:left="5040" w:hanging="360"/>
+      </w:pPr>
+      <w:rPr>
+        <w:rFonts w:ascii="Symbol" w:hAnsi="Symbol" w:hint="default"/>
+      </w:rPr>
+    </w:lvl>
+    <w:lvl w:ilvl="7" w:tplc="04090003" w:tentative="1">
+      <w:start w:val="1"/>
+      <w:numFmt w:val="bullet"/>
+      <w:lvlText w:val="o"/>
+      <w:lvlJc w:val="left"/>
+      <w:pPr>
+        <w:ind w:left="5760" w:hanging="360"/>
+      </w:pPr>
+      <w:rPr>
+        <w:rFonts w:ascii="Courier New" w:hAnsi="Courier New" w:cs="Courier New" w:hint="default"/>
+      </w:rPr>
+    </w:lvl>
+    <w:lvl w:ilvl="8" w:tplc="04090005" w:tentative="1">
+      <w:start w:val="1"/>
+      <w:numFmt w:val="bullet"/>
+      <w:lvlText w:val=""/>
+      <w:lvlJc w:val="left"/>
+      <w:pPr>
+        <w:ind w:left="6480" w:hanging="360"/>
+      </w:pPr>
+      <w:rPr>
+        <w:rFonts w:ascii="Wingdings" w:hAnsi="Wingdings" w:hint="default"/>
+      </w:rPr>
+    </w:lvl>
+  </w:abstractNum>
+  <w:num w:numId="1" w16cid:durableId="1994678554">
+    <w:abstractNumId w:val="0"/>
+  </w:num>
+</w:numbering>
 </file>
 
 <file path=word/styles.xml><?xml version="1.0" encoding="utf-8"?>
